--- a/media/R2499/output_dir/反向需求规格追踪表.docx
+++ b/media/R2499/output_dir/反向需求规格追踪表.docx
@@ -616,7 +616,7 @@
               <w:rPr>
                 <w:rFonts w:hint="eastAsia"/>
               </w:rPr>
-              <w:t xml:space="preserve">XQ_FT_CSH</w:t>
+              <w:t xml:space="preserve">XQ_SU_CSH</w:t>
             </w:r>
           </w:p>
         </w:tc>
